--- a/M1 Course/Научная работа/Практика/План.docx
+++ b/M1 Course/Научная работа/Практика/План.docx
@@ -16,16 +16,18 @@
           <w:sz w:val="28"/>
           <w:szCs w:val="28"/>
         </w:rPr>
-        <w:t>О</w:t>
-      </w:r>
-      <w:r>
-        <w:rPr>
-          <w:rFonts w:ascii="Times New Roman" w:hAnsi="Times New Roman" w:cs="Times New Roman"/>
-          <w:sz w:val="28"/>
-          <w:szCs w:val="28"/>
-        </w:rPr>
-        <w:t>писать получение данных бпла</w:t>
-      </w:r>
+        <w:t xml:space="preserve">Описать получение данных </w:t>
+      </w:r>
+      <w:proofErr w:type="spellStart"/>
+      <w:r>
+        <w:rPr>
+          <w:rFonts w:ascii="Times New Roman" w:hAnsi="Times New Roman" w:cs="Times New Roman"/>
+          <w:sz w:val="28"/>
+          <w:szCs w:val="28"/>
+        </w:rPr>
+        <w:t>бпла</w:t>
+      </w:r>
+      <w:proofErr w:type="spellEnd"/>
       <w:r>
         <w:rPr>
           <w:rFonts w:ascii="Times New Roman" w:hAnsi="Times New Roman" w:cs="Times New Roman"/>
@@ -49,39 +51,7 @@
           <w:sz w:val="28"/>
           <w:szCs w:val="28"/>
         </w:rPr>
-        <w:t>С</w:t>
-      </w:r>
-      <w:r>
-        <w:rPr>
-          <w:rFonts w:ascii="Times New Roman" w:hAnsi="Times New Roman" w:cs="Times New Roman"/>
-          <w:sz w:val="28"/>
-          <w:szCs w:val="28"/>
-        </w:rPr>
-        <w:t>делать мат</w:t>
-      </w:r>
-      <w:r>
-        <w:rPr>
-          <w:rFonts w:ascii="Times New Roman" w:hAnsi="Times New Roman" w:cs="Times New Roman"/>
-          <w:sz w:val="28"/>
-          <w:szCs w:val="28"/>
-        </w:rPr>
-        <w:t>ематическую</w:t>
-      </w:r>
-      <w:r>
-        <w:rPr>
-          <w:rFonts w:ascii="Times New Roman" w:hAnsi="Times New Roman" w:cs="Times New Roman"/>
-          <w:sz w:val="28"/>
-          <w:szCs w:val="28"/>
-        </w:rPr>
-        <w:t xml:space="preserve"> модель</w:t>
-      </w:r>
-      <w:r>
-        <w:rPr>
-          <w:rFonts w:ascii="Times New Roman" w:hAnsi="Times New Roman" w:cs="Times New Roman"/>
-          <w:sz w:val="28"/>
-          <w:szCs w:val="28"/>
-        </w:rPr>
-        <w:t>;</w:t>
+        <w:t>Сделать математическую модель;</w:t>
       </w:r>
     </w:p>
     <w:p>
@@ -98,31 +68,15 @@
           <w:sz w:val="28"/>
           <w:szCs w:val="28"/>
         </w:rPr>
-        <w:t xml:space="preserve">Описать </w:t>
-      </w:r>
-      <w:r>
-        <w:rPr>
-          <w:rFonts w:ascii="Times New Roman" w:hAnsi="Times New Roman" w:cs="Times New Roman"/>
-          <w:sz w:val="28"/>
-          <w:szCs w:val="28"/>
-        </w:rPr>
-        <w:t>а</w:t>
-      </w:r>
-      <w:r>
-        <w:rPr>
-          <w:rFonts w:ascii="Times New Roman" w:hAnsi="Times New Roman" w:cs="Times New Roman"/>
-          <w:sz w:val="28"/>
-          <w:szCs w:val="28"/>
-        </w:rPr>
-        <w:t>рхитектур</w:t>
-      </w:r>
-      <w:r>
-        <w:rPr>
-          <w:rFonts w:ascii="Times New Roman" w:hAnsi="Times New Roman" w:cs="Times New Roman"/>
-          <w:sz w:val="28"/>
-          <w:szCs w:val="28"/>
-        </w:rPr>
-        <w:t>у</w:t>
+        <w:t xml:space="preserve">Описать архитектуру </w:t>
+      </w:r>
+      <w:r>
+        <w:rPr>
+          <w:rFonts w:ascii="Times New Roman" w:hAnsi="Times New Roman" w:cs="Times New Roman"/>
+          <w:sz w:val="28"/>
+          <w:szCs w:val="28"/>
+        </w:rPr>
+        <w:t>программы</w:t>
       </w:r>
       <w:r>
         <w:rPr>
@@ -134,71 +88,21 @@
       </w:r>
       <w:bookmarkStart w:id="0" w:name="_GoBack"/>
       <w:bookmarkEnd w:id="0"/>
-      <w:proofErr w:type="gramStart"/>
-      <w:r>
-        <w:rPr>
-          <w:rFonts w:ascii="Times New Roman" w:hAnsi="Times New Roman" w:cs="Times New Roman"/>
-          <w:sz w:val="28"/>
-          <w:szCs w:val="28"/>
-        </w:rPr>
-        <w:t>программы(</w:t>
-      </w:r>
-      <w:proofErr w:type="gramEnd"/>
-      <w:r>
-        <w:rPr>
-          <w:rFonts w:ascii="Times New Roman" w:hAnsi="Times New Roman" w:cs="Times New Roman"/>
-          <w:sz w:val="28"/>
-          <w:szCs w:val="28"/>
-        </w:rPr>
-        <w:t>опция</w:t>
-      </w:r>
-      <w:r>
-        <w:rPr>
-          <w:rFonts w:ascii="Times New Roman" w:hAnsi="Times New Roman" w:cs="Times New Roman"/>
-          <w:sz w:val="28"/>
-          <w:szCs w:val="28"/>
-        </w:rPr>
-        <w:t xml:space="preserve"> мат</w:t>
-      </w:r>
-      <w:r>
-        <w:rPr>
-          <w:rFonts w:ascii="Times New Roman" w:hAnsi="Times New Roman" w:cs="Times New Roman"/>
-          <w:sz w:val="28"/>
-          <w:szCs w:val="28"/>
-        </w:rPr>
-        <w:t>ематической</w:t>
-      </w:r>
-      <w:r>
-        <w:rPr>
-          <w:rFonts w:ascii="Times New Roman" w:hAnsi="Times New Roman" w:cs="Times New Roman"/>
-          <w:sz w:val="28"/>
-          <w:szCs w:val="28"/>
-        </w:rPr>
-        <w:t xml:space="preserve"> модели, приём данных физ</w:t>
-      </w:r>
-      <w:r>
-        <w:rPr>
-          <w:rFonts w:ascii="Times New Roman" w:hAnsi="Times New Roman" w:cs="Times New Roman"/>
-          <w:sz w:val="28"/>
-          <w:szCs w:val="28"/>
-        </w:rPr>
-        <w:t>ической</w:t>
-      </w:r>
-      <w:r>
-        <w:rPr>
-          <w:rFonts w:ascii="Times New Roman" w:hAnsi="Times New Roman" w:cs="Times New Roman"/>
-          <w:sz w:val="28"/>
-          <w:szCs w:val="28"/>
-        </w:rPr>
-        <w:t xml:space="preserve"> модели, отрисовка, сравнение)</w:t>
-      </w:r>
-      <w:r>
-        <w:rPr>
-          <w:rFonts w:ascii="Times New Roman" w:hAnsi="Times New Roman" w:cs="Times New Roman"/>
-          <w:sz w:val="28"/>
-          <w:szCs w:val="28"/>
-        </w:rPr>
-        <w:t>;</w:t>
+      <w:r>
+        <w:rPr>
+          <w:rFonts w:ascii="Times New Roman" w:hAnsi="Times New Roman" w:cs="Times New Roman"/>
+          <w:sz w:val="28"/>
+          <w:szCs w:val="28"/>
+        </w:rPr>
+        <w:t>(опция</w:t>
+      </w:r>
+      <w:r>
+        <w:rPr>
+          <w:rFonts w:ascii="Times New Roman" w:hAnsi="Times New Roman" w:cs="Times New Roman"/>
+          <w:sz w:val="28"/>
+          <w:szCs w:val="28"/>
+        </w:rPr>
+        <w:t xml:space="preserve"> математической модели, приём данных физической модели, отрисовка, сравнение);</w:t>
       </w:r>
     </w:p>
     <w:p>
@@ -215,55 +119,7 @@
           <w:sz w:val="28"/>
           <w:szCs w:val="28"/>
         </w:rPr>
-        <w:t xml:space="preserve">Сделать </w:t>
-      </w:r>
-      <w:r>
-        <w:rPr>
-          <w:rFonts w:ascii="Times New Roman" w:hAnsi="Times New Roman" w:cs="Times New Roman"/>
-          <w:sz w:val="28"/>
-          <w:szCs w:val="28"/>
-        </w:rPr>
-        <w:t>ди</w:t>
-      </w:r>
-      <w:r>
-        <w:rPr>
-          <w:rFonts w:ascii="Times New Roman" w:hAnsi="Times New Roman" w:cs="Times New Roman"/>
-          <w:sz w:val="28"/>
-          <w:szCs w:val="28"/>
-        </w:rPr>
-        <w:t>а</w:t>
-      </w:r>
-      <w:r>
-        <w:rPr>
-          <w:rFonts w:ascii="Times New Roman" w:hAnsi="Times New Roman" w:cs="Times New Roman"/>
-          <w:sz w:val="28"/>
-          <w:szCs w:val="28"/>
-        </w:rPr>
-        <w:t>грамм</w:t>
-      </w:r>
-      <w:r>
-        <w:rPr>
-          <w:rFonts w:ascii="Times New Roman" w:hAnsi="Times New Roman" w:cs="Times New Roman"/>
-          <w:sz w:val="28"/>
-          <w:szCs w:val="28"/>
-        </w:rPr>
-        <w:t>у</w:t>
-      </w:r>
-      <w:r>
-        <w:rPr>
-          <w:rFonts w:ascii="Times New Roman" w:hAnsi="Times New Roman" w:cs="Times New Roman"/>
-          <w:sz w:val="28"/>
-          <w:szCs w:val="28"/>
-        </w:rPr>
-        <w:t xml:space="preserve"> классов</w:t>
-      </w:r>
-      <w:r>
-        <w:rPr>
-          <w:rFonts w:ascii="Times New Roman" w:hAnsi="Times New Roman" w:cs="Times New Roman"/>
-          <w:sz w:val="28"/>
-          <w:szCs w:val="28"/>
-        </w:rPr>
-        <w:t>.</w:t>
+        <w:t>Сделать диаграмму классов.</w:t>
       </w:r>
     </w:p>
     <w:sectPr>
